--- a/Практическая работа 2.docx
+++ b/Практическая работа 2.docx
@@ -46,7 +46,6 @@
           <w:bCs/>
           <w:sz w:val="24"/>
           <w:szCs w:val="24"/>
-          <w:lang/>
         </w:rPr>
         <w:t>Системное программное обеспечение</w:t>
       </w:r>
@@ -55,7 +54,6 @@
           <w:rFonts w:ascii="Times New Roman" w:eastAsia="Times New Roman" w:hAnsi="Times New Roman" w:cs="Times New Roman"/>
           <w:sz w:val="24"/>
           <w:szCs w:val="24"/>
-          <w:lang/>
         </w:rPr>
         <w:t xml:space="preserve"> – совокупность программ и программных комплексов для обеспечения работы компьютера и компьютерных сетей.</w:t>
       </w:r>
@@ -72,7 +70,6 @@
           <w:rFonts w:ascii="Times New Roman" w:eastAsia="Times New Roman" w:hAnsi="Times New Roman" w:cs="Times New Roman"/>
           <w:sz w:val="24"/>
           <w:szCs w:val="24"/>
-          <w:lang/>
         </w:rPr>
       </w:pPr>
       <w:r>
@@ -82,7 +79,6 @@
           <w:bCs/>
           <w:sz w:val="24"/>
           <w:szCs w:val="24"/>
-          <w:lang/>
         </w:rPr>
         <w:t>Пакеты прикладных программ</w:t>
       </w:r>
@@ -91,7 +87,6 @@
           <w:rFonts w:ascii="Times New Roman" w:eastAsia="Times New Roman" w:hAnsi="Times New Roman" w:cs="Times New Roman"/>
           <w:sz w:val="24"/>
           <w:szCs w:val="24"/>
-          <w:lang/>
         </w:rPr>
         <w:t xml:space="preserve"> представляют собой программный инструментарий для решения функциональных задач и являются самым многочисленным классом программных продуктов. В данный класс входят программные продукты, выполняющие обработку информации предметных областей. Данный класс программных продуктов может быть весьма специфичен для отдельных предметных областей.</w:t>
       </w:r>
@@ -105,7 +100,6 @@
           <w:rFonts w:ascii="Times New Roman" w:eastAsia="Times New Roman" w:hAnsi="Times New Roman" w:cs="Times New Roman"/>
           <w:sz w:val="24"/>
           <w:szCs w:val="24"/>
-          <w:lang/>
         </w:rPr>
       </w:pPr>
       <w:r>
@@ -115,7 +109,6 @@
           <w:bCs/>
           <w:sz w:val="24"/>
           <w:szCs w:val="24"/>
-          <w:lang/>
         </w:rPr>
         <w:br w:type="column"/>
       </w:r>
@@ -128,7 +121,6 @@
           <w:iCs/>
           <w:sz w:val="24"/>
           <w:szCs w:val="24"/>
-          <w:lang/>
         </w:rPr>
         <w:t>Инструментарий технологии программирования</w:t>
       </w:r>
@@ -137,7 +129,6 @@
           <w:rFonts w:ascii="Times New Roman" w:eastAsia="Times New Roman" w:hAnsi="Times New Roman" w:cs="Times New Roman"/>
           <w:sz w:val="24"/>
           <w:szCs w:val="24"/>
-          <w:lang/>
         </w:rPr>
         <w:t xml:space="preserve"> – совокупность программ и программных комплексов, обеспечивающих технологию разработки, отладки и внедрения создаваемых программных продуктов.</w:t>
       </w:r>
@@ -153,7 +144,6 @@
           <w:iCs/>
           <w:sz w:val="24"/>
           <w:szCs w:val="24"/>
-          <w:lang/>
         </w:rPr>
         <w:sectPr>
           <w:type w:val="continuous"/>
@@ -174,7 +164,6 @@
           <w:rFonts w:ascii="Times New Roman" w:eastAsia="Times New Roman" w:hAnsi="Times New Roman" w:cs="Times New Roman"/>
           <w:sz w:val="24"/>
           <w:szCs w:val="24"/>
-          <w:lang/>
         </w:rPr>
       </w:pPr>
       <w:r>
@@ -186,7 +175,6 @@
           <w:iCs/>
           <w:sz w:val="24"/>
           <w:szCs w:val="24"/>
-          <w:lang/>
         </w:rPr>
         <w:t>Инструментарий технологии программирования</w:t>
       </w:r>
@@ -195,7 +183,6 @@
           <w:rFonts w:ascii="Times New Roman" w:eastAsia="Times New Roman" w:hAnsi="Times New Roman" w:cs="Times New Roman"/>
           <w:sz w:val="24"/>
           <w:szCs w:val="24"/>
-          <w:lang/>
         </w:rPr>
         <w:t xml:space="preserve"> обеспечивает процесс разработки программ и включает специализированные программные продукты, которые являются инструментальными средствами разработчика.</w:t>
       </w:r>
@@ -207,7 +194,6 @@
           <w:rFonts w:ascii="Times New Roman" w:eastAsia="Times New Roman" w:hAnsi="Times New Roman" w:cs="Times New Roman"/>
           <w:sz w:val="24"/>
           <w:szCs w:val="24"/>
-          <w:lang/>
         </w:rPr>
       </w:pPr>
       <w:r>
@@ -215,7 +201,6 @@
           <w:rFonts w:ascii="Times New Roman" w:eastAsia="Times New Roman" w:hAnsi="Times New Roman" w:cs="Times New Roman"/>
           <w:sz w:val="24"/>
           <w:szCs w:val="24"/>
-          <w:lang/>
         </w:rPr>
         <w:t>Программные продукты данного класса поддерживают все технологические этапы процесса программирования: кодирование, отладку, тестирование. Пользователями являются системные и прикладные программисты.</w:t>
       </w:r>
@@ -230,7 +215,6 @@
           <w:bCs/>
           <w:sz w:val="24"/>
           <w:szCs w:val="24"/>
-          <w:lang/>
         </w:rPr>
         <w:sectPr>
           <w:type w:val="continuous"/>
@@ -255,7 +239,6 @@
           <w:position w:val="-11"/>
           <w:sz w:val="112"/>
           <w:szCs w:val="24"/>
-          <w:lang/>
         </w:rPr>
       </w:pPr>
       <w:r>
@@ -266,7 +249,6 @@
           <w:position w:val="-11"/>
           <w:sz w:val="112"/>
           <w:szCs w:val="24"/>
-          <w:lang/>
         </w:rPr>
         <w:t>П</w:t>
       </w:r>
@@ -280,7 +262,6 @@
           <w:bCs/>
           <w:sz w:val="24"/>
           <w:szCs w:val="24"/>
-          <w:lang/>
         </w:rPr>
       </w:pPr>
       <w:r>
@@ -290,7 +271,6 @@
           <w:bCs/>
           <w:sz w:val="24"/>
           <w:szCs w:val="24"/>
-          <w:lang/>
         </w:rPr>
         <w:t>акет прикладных программ – комплекс взаимосвязанных программ для решения задач определенного класса конкретной предметной области.</w:t>
       </w:r>
@@ -304,13 +284,12 @@
           <w:bCs/>
           <w:sz w:val="24"/>
           <w:szCs w:val="24"/>
-          <w:lang/>
         </w:rPr>
       </w:pPr>
     </w:p>
     <w:tbl>
       <w:tblPr>
-        <w:tblStyle w:val="a9"/>
+        <w:tblStyle w:val="-3"/>
         <w:tblW w:w="0" w:type="auto"/>
         <w:tblLook w:val="04A0" w:firstRow="1" w:lastRow="0" w:firstColumn="1" w:lastColumn="0" w:noHBand="0" w:noVBand="1"/>
       </w:tblPr>
@@ -320,8 +299,12 @@
         <w:gridCol w:w="1401"/>
       </w:tblGrid>
       <w:tr>
-        <w:tc>
-          <w:tcPr>
+        <w:trPr>
+          <w:cnfStyle w:val="100000000000" w:firstRow="1" w:lastRow="0" w:firstColumn="0" w:lastColumn="0" w:oddVBand="0" w:evenVBand="0" w:oddHBand="0" w:evenHBand="0" w:firstRowFirstColumn="0" w:firstRowLastColumn="0" w:lastRowFirstColumn="0" w:lastRowLastColumn="0"/>
+        </w:trPr>
+        <w:tc>
+          <w:tcPr>
+            <w:cnfStyle w:val="001000000100" w:firstRow="0" w:lastRow="0" w:firstColumn="1" w:lastColumn="0" w:oddVBand="0" w:evenVBand="0" w:oddHBand="0" w:evenHBand="0" w:firstRowFirstColumn="1" w:firstRowLastColumn="0" w:lastRowFirstColumn="0" w:lastRowLastColumn="0"/>
             <w:tcW w:w="0" w:type="auto"/>
             <w:gridSpan w:val="2"/>
           </w:tcPr>
@@ -329,21 +312,17 @@
             <w:pPr>
               <w:rPr>
                 <w:rFonts w:ascii="Times New Roman" w:eastAsia="Times New Roman" w:hAnsi="Times New Roman" w:cs="Times New Roman"/>
-                <w:b/>
-                <w:bCs/>
-                <w:sz w:val="24"/>
-                <w:szCs w:val="24"/>
-                <w:lang/>
+                <w:b w:val="0"/>
+                <w:bCs w:val="0"/>
+                <w:sz w:val="24"/>
+                <w:szCs w:val="24"/>
               </w:rPr>
             </w:pPr>
             <w:r>
               <w:rPr>
                 <w:rFonts w:ascii="Times New Roman" w:eastAsia="Times New Roman" w:hAnsi="Times New Roman" w:cs="Times New Roman"/>
-                <w:b/>
-                <w:bCs/>
-                <w:sz w:val="24"/>
-                <w:szCs w:val="24"/>
-                <w:lang/>
+                <w:sz w:val="24"/>
+                <w:szCs w:val="24"/>
               </w:rPr>
               <w:t>Наименование</w:t>
             </w:r>
@@ -356,23 +335,20 @@
           </w:tcPr>
           <w:p>
             <w:pPr>
-              <w:rPr>
-                <w:rFonts w:ascii="Times New Roman" w:eastAsia="Times New Roman" w:hAnsi="Times New Roman" w:cs="Times New Roman"/>
-                <w:b/>
-                <w:bCs/>
-                <w:sz w:val="24"/>
-                <w:szCs w:val="24"/>
-                <w:lang/>
+              <w:cnfStyle w:val="100000000000" w:firstRow="1" w:lastRow="0" w:firstColumn="0" w:lastColumn="0" w:oddVBand="0" w:evenVBand="0" w:oddHBand="0" w:evenHBand="0" w:firstRowFirstColumn="0" w:firstRowLastColumn="0" w:lastRowFirstColumn="0" w:lastRowLastColumn="0"/>
+              <w:rPr>
+                <w:rFonts w:ascii="Times New Roman" w:eastAsia="Times New Roman" w:hAnsi="Times New Roman" w:cs="Times New Roman"/>
+                <w:b w:val="0"/>
+                <w:bCs w:val="0"/>
+                <w:sz w:val="24"/>
+                <w:szCs w:val="24"/>
               </w:rPr>
             </w:pPr>
             <w:r>
               <w:rPr>
                 <w:rFonts w:ascii="Times New Roman" w:eastAsia="Times New Roman" w:hAnsi="Times New Roman" w:cs="Times New Roman"/>
-                <w:b/>
-                <w:bCs/>
-                <w:sz w:val="24"/>
-                <w:szCs w:val="24"/>
-                <w:lang/>
+                <w:sz w:val="24"/>
+                <w:szCs w:val="24"/>
               </w:rPr>
               <w:t>Стоимость</w:t>
             </w:r>
@@ -380,8 +356,12 @@
         </w:tc>
       </w:tr>
       <w:tr>
-        <w:tc>
-          <w:tcPr>
+        <w:trPr>
+          <w:cnfStyle w:val="000000100000" w:firstRow="0" w:lastRow="0" w:firstColumn="0" w:lastColumn="0" w:oddVBand="0" w:evenVBand="0" w:oddHBand="1" w:evenHBand="0" w:firstRowFirstColumn="0" w:firstRowLastColumn="0" w:lastRowFirstColumn="0" w:lastRowLastColumn="0"/>
+        </w:trPr>
+        <w:tc>
+          <w:tcPr>
+            <w:cnfStyle w:val="001000000000" w:firstRow="0" w:lastRow="0" w:firstColumn="1" w:lastColumn="0" w:oddVBand="0" w:evenVBand="0" w:oddHBand="0" w:evenHBand="0" w:firstRowFirstColumn="0" w:firstRowLastColumn="0" w:lastRowFirstColumn="0" w:lastRowLastColumn="0"/>
             <w:tcW w:w="0" w:type="auto"/>
           </w:tcPr>
           <w:p>
@@ -390,7 +370,6 @@
                 <w:rFonts w:ascii="Times New Roman" w:eastAsia="Times New Roman" w:hAnsi="Times New Roman" w:cs="Times New Roman"/>
                 <w:sz w:val="24"/>
                 <w:szCs w:val="24"/>
-                <w:lang/>
               </w:rPr>
             </w:pPr>
             <w:r>
@@ -409,11 +388,11 @@
           </w:tcPr>
           <w:p>
             <w:pPr>
-              <w:rPr>
-                <w:rFonts w:ascii="Times New Roman" w:eastAsia="Times New Roman" w:hAnsi="Times New Roman" w:cs="Times New Roman"/>
-                <w:sz w:val="24"/>
-                <w:szCs w:val="24"/>
-                <w:lang/>
+              <w:cnfStyle w:val="000000100000" w:firstRow="0" w:lastRow="0" w:firstColumn="0" w:lastColumn="0" w:oddVBand="0" w:evenVBand="0" w:oddHBand="1" w:evenHBand="0" w:firstRowFirstColumn="0" w:firstRowLastColumn="0" w:lastRowFirstColumn="0" w:lastRowLastColumn="0"/>
+              <w:rPr>
+                <w:rFonts w:ascii="Times New Roman" w:eastAsia="Times New Roman" w:hAnsi="Times New Roman" w:cs="Times New Roman"/>
+                <w:sz w:val="24"/>
+                <w:szCs w:val="24"/>
               </w:rPr>
             </w:pPr>
             <w:r>
@@ -421,7 +400,6 @@
                 <w:rFonts w:ascii="Times New Roman" w:eastAsia="Times New Roman" w:hAnsi="Times New Roman" w:cs="Times New Roman"/>
                 <w:sz w:val="24"/>
                 <w:szCs w:val="24"/>
-                <w:lang/>
               </w:rPr>
               <w:t>Ручка шариковая</w:t>
             </w:r>
@@ -434,11 +412,12 @@
           </w:tcPr>
           <w:p>
             <w:pPr>
-              <w:rPr>
-                <w:rFonts w:ascii="Times New Roman" w:eastAsia="Times New Roman" w:hAnsi="Times New Roman" w:cs="Times New Roman"/>
-                <w:sz w:val="24"/>
-                <w:szCs w:val="24"/>
-                <w:lang/>
+              <w:jc w:val="right"/>
+              <w:cnfStyle w:val="000000100000" w:firstRow="0" w:lastRow="0" w:firstColumn="0" w:lastColumn="0" w:oddVBand="0" w:evenVBand="0" w:oddHBand="1" w:evenHBand="0" w:firstRowFirstColumn="0" w:firstRowLastColumn="0" w:lastRowFirstColumn="0" w:lastRowLastColumn="0"/>
+              <w:rPr>
+                <w:rFonts w:ascii="Times New Roman" w:eastAsia="Times New Roman" w:hAnsi="Times New Roman" w:cs="Times New Roman"/>
+                <w:sz w:val="24"/>
+                <w:szCs w:val="24"/>
               </w:rPr>
             </w:pPr>
             <w:r>
@@ -446,7 +425,6 @@
                 <w:rFonts w:ascii="Times New Roman" w:eastAsia="Times New Roman" w:hAnsi="Times New Roman" w:cs="Times New Roman"/>
                 <w:sz w:val="24"/>
                 <w:szCs w:val="24"/>
-                <w:lang/>
               </w:rPr>
               <w:t>3.7</w:t>
             </w:r>
@@ -456,6 +434,7 @@
       <w:tr>
         <w:tc>
           <w:tcPr>
+            <w:cnfStyle w:val="001000000000" w:firstRow="0" w:lastRow="0" w:firstColumn="1" w:lastColumn="0" w:oddVBand="0" w:evenVBand="0" w:oddHBand="0" w:evenHBand="0" w:firstRowFirstColumn="0" w:firstRowLastColumn="0" w:lastRowFirstColumn="0" w:lastRowLastColumn="0"/>
             <w:tcW w:w="0" w:type="auto"/>
           </w:tcPr>
           <w:p>
@@ -464,7 +443,6 @@
                 <w:rFonts w:ascii="Times New Roman" w:eastAsia="Times New Roman" w:hAnsi="Times New Roman" w:cs="Times New Roman"/>
                 <w:sz w:val="24"/>
                 <w:szCs w:val="24"/>
-                <w:lang/>
               </w:rPr>
             </w:pPr>
             <w:r>
@@ -483,11 +461,11 @@
           </w:tcPr>
           <w:p>
             <w:pPr>
-              <w:rPr>
-                <w:rFonts w:ascii="Times New Roman" w:eastAsia="Times New Roman" w:hAnsi="Times New Roman" w:cs="Times New Roman"/>
-                <w:sz w:val="24"/>
-                <w:szCs w:val="24"/>
-                <w:lang/>
+              <w:cnfStyle w:val="000000000000" w:firstRow="0" w:lastRow="0" w:firstColumn="0" w:lastColumn="0" w:oddVBand="0" w:evenVBand="0" w:oddHBand="0" w:evenHBand="0" w:firstRowFirstColumn="0" w:firstRowLastColumn="0" w:lastRowFirstColumn="0" w:lastRowLastColumn="0"/>
+              <w:rPr>
+                <w:rFonts w:ascii="Times New Roman" w:eastAsia="Times New Roman" w:hAnsi="Times New Roman" w:cs="Times New Roman"/>
+                <w:sz w:val="24"/>
+                <w:szCs w:val="24"/>
               </w:rPr>
             </w:pPr>
             <w:r>
@@ -495,7 +473,6 @@
                 <w:rFonts w:ascii="Times New Roman" w:eastAsia="Times New Roman" w:hAnsi="Times New Roman" w:cs="Times New Roman"/>
                 <w:sz w:val="24"/>
                 <w:szCs w:val="24"/>
-                <w:lang/>
               </w:rPr>
               <w:t>Папка для бумаг</w:t>
             </w:r>
@@ -508,11 +485,12 @@
           </w:tcPr>
           <w:p>
             <w:pPr>
-              <w:rPr>
-                <w:rFonts w:ascii="Times New Roman" w:eastAsia="Times New Roman" w:hAnsi="Times New Roman" w:cs="Times New Roman"/>
-                <w:sz w:val="24"/>
-                <w:szCs w:val="24"/>
-                <w:lang/>
+              <w:jc w:val="right"/>
+              <w:cnfStyle w:val="000000000000" w:firstRow="0" w:lastRow="0" w:firstColumn="0" w:lastColumn="0" w:oddVBand="0" w:evenVBand="0" w:oddHBand="0" w:evenHBand="0" w:firstRowFirstColumn="0" w:firstRowLastColumn="0" w:lastRowFirstColumn="0" w:lastRowLastColumn="0"/>
+              <w:rPr>
+                <w:rFonts w:ascii="Times New Roman" w:eastAsia="Times New Roman" w:hAnsi="Times New Roman" w:cs="Times New Roman"/>
+                <w:sz w:val="24"/>
+                <w:szCs w:val="24"/>
               </w:rPr>
             </w:pPr>
             <w:r>
@@ -520,7 +498,6 @@
                 <w:rFonts w:ascii="Times New Roman" w:eastAsia="Times New Roman" w:hAnsi="Times New Roman" w:cs="Times New Roman"/>
                 <w:sz w:val="24"/>
                 <w:szCs w:val="24"/>
-                <w:lang/>
               </w:rPr>
               <w:t>15.45</w:t>
             </w:r>
@@ -528,8 +505,12 @@
         </w:tc>
       </w:tr>
       <w:tr>
-        <w:tc>
-          <w:tcPr>
+        <w:trPr>
+          <w:cnfStyle w:val="000000100000" w:firstRow="0" w:lastRow="0" w:firstColumn="0" w:lastColumn="0" w:oddVBand="0" w:evenVBand="0" w:oddHBand="1" w:evenHBand="0" w:firstRowFirstColumn="0" w:firstRowLastColumn="0" w:lastRowFirstColumn="0" w:lastRowLastColumn="0"/>
+        </w:trPr>
+        <w:tc>
+          <w:tcPr>
+            <w:cnfStyle w:val="001000000000" w:firstRow="0" w:lastRow="0" w:firstColumn="1" w:lastColumn="0" w:oddVBand="0" w:evenVBand="0" w:oddHBand="0" w:evenHBand="0" w:firstRowFirstColumn="0" w:firstRowLastColumn="0" w:lastRowFirstColumn="0" w:lastRowLastColumn="0"/>
             <w:tcW w:w="0" w:type="auto"/>
           </w:tcPr>
           <w:p>
@@ -538,7 +519,6 @@
                 <w:rFonts w:ascii="Times New Roman" w:eastAsia="Times New Roman" w:hAnsi="Times New Roman" w:cs="Times New Roman"/>
                 <w:sz w:val="24"/>
                 <w:szCs w:val="24"/>
-                <w:lang/>
               </w:rPr>
             </w:pPr>
             <w:r>
@@ -557,11 +537,11 @@
           </w:tcPr>
           <w:p>
             <w:pPr>
-              <w:rPr>
-                <w:rFonts w:ascii="Times New Roman" w:eastAsia="Times New Roman" w:hAnsi="Times New Roman" w:cs="Times New Roman"/>
-                <w:sz w:val="24"/>
-                <w:szCs w:val="24"/>
-                <w:lang/>
+              <w:cnfStyle w:val="000000100000" w:firstRow="0" w:lastRow="0" w:firstColumn="0" w:lastColumn="0" w:oddVBand="0" w:evenVBand="0" w:oddHBand="1" w:evenHBand="0" w:firstRowFirstColumn="0" w:firstRowLastColumn="0" w:lastRowFirstColumn="0" w:lastRowLastColumn="0"/>
+              <w:rPr>
+                <w:rFonts w:ascii="Times New Roman" w:eastAsia="Times New Roman" w:hAnsi="Times New Roman" w:cs="Times New Roman"/>
+                <w:sz w:val="24"/>
+                <w:szCs w:val="24"/>
               </w:rPr>
             </w:pPr>
             <w:r>
@@ -569,7 +549,6 @@
                 <w:rFonts w:ascii="Times New Roman" w:eastAsia="Times New Roman" w:hAnsi="Times New Roman" w:cs="Times New Roman"/>
                 <w:sz w:val="24"/>
                 <w:szCs w:val="24"/>
-                <w:lang/>
               </w:rPr>
               <w:t>Бумага для принтера</w:t>
             </w:r>
@@ -582,11 +561,12 @@
           </w:tcPr>
           <w:p>
             <w:pPr>
-              <w:rPr>
-                <w:rFonts w:ascii="Times New Roman" w:eastAsia="Times New Roman" w:hAnsi="Times New Roman" w:cs="Times New Roman"/>
-                <w:sz w:val="24"/>
-                <w:szCs w:val="24"/>
-                <w:lang/>
+              <w:jc w:val="right"/>
+              <w:cnfStyle w:val="000000100000" w:firstRow="0" w:lastRow="0" w:firstColumn="0" w:lastColumn="0" w:oddVBand="0" w:evenVBand="0" w:oddHBand="1" w:evenHBand="0" w:firstRowFirstColumn="0" w:firstRowLastColumn="0" w:lastRowFirstColumn="0" w:lastRowLastColumn="0"/>
+              <w:rPr>
+                <w:rFonts w:ascii="Times New Roman" w:eastAsia="Times New Roman" w:hAnsi="Times New Roman" w:cs="Times New Roman"/>
+                <w:sz w:val="24"/>
+                <w:szCs w:val="24"/>
               </w:rPr>
             </w:pPr>
             <w:r>
@@ -594,7 +574,6 @@
                 <w:rFonts w:ascii="Times New Roman" w:eastAsia="Times New Roman" w:hAnsi="Times New Roman" w:cs="Times New Roman"/>
                 <w:sz w:val="24"/>
                 <w:szCs w:val="24"/>
-                <w:lang/>
               </w:rPr>
               <w:t>98</w:t>
             </w:r>
@@ -604,6 +583,7 @@
       <w:tr>
         <w:tc>
           <w:tcPr>
+            <w:cnfStyle w:val="001000000000" w:firstRow="0" w:lastRow="0" w:firstColumn="1" w:lastColumn="0" w:oddVBand="0" w:evenVBand="0" w:oddHBand="0" w:evenHBand="0" w:firstRowFirstColumn="0" w:firstRowLastColumn="0" w:lastRowFirstColumn="0" w:lastRowLastColumn="0"/>
             <w:tcW w:w="0" w:type="auto"/>
           </w:tcPr>
           <w:p>
@@ -612,7 +592,6 @@
                 <w:rFonts w:ascii="Times New Roman" w:eastAsia="Times New Roman" w:hAnsi="Times New Roman" w:cs="Times New Roman"/>
                 <w:sz w:val="24"/>
                 <w:szCs w:val="24"/>
-                <w:lang/>
               </w:rPr>
             </w:pPr>
             <w:r>
@@ -631,11 +610,11 @@
           </w:tcPr>
           <w:p>
             <w:pPr>
-              <w:rPr>
-                <w:rFonts w:ascii="Times New Roman" w:eastAsia="Times New Roman" w:hAnsi="Times New Roman" w:cs="Times New Roman"/>
-                <w:sz w:val="24"/>
-                <w:szCs w:val="24"/>
-                <w:lang/>
+              <w:cnfStyle w:val="000000000000" w:firstRow="0" w:lastRow="0" w:firstColumn="0" w:lastColumn="0" w:oddVBand="0" w:evenVBand="0" w:oddHBand="0" w:evenHBand="0" w:firstRowFirstColumn="0" w:firstRowLastColumn="0" w:lastRowFirstColumn="0" w:lastRowLastColumn="0"/>
+              <w:rPr>
+                <w:rFonts w:ascii="Times New Roman" w:eastAsia="Times New Roman" w:hAnsi="Times New Roman" w:cs="Times New Roman"/>
+                <w:sz w:val="24"/>
+                <w:szCs w:val="24"/>
               </w:rPr>
             </w:pPr>
             <w:r>
@@ -643,7 +622,6 @@
                 <w:rFonts w:ascii="Times New Roman" w:eastAsia="Times New Roman" w:hAnsi="Times New Roman" w:cs="Times New Roman"/>
                 <w:sz w:val="24"/>
                 <w:szCs w:val="24"/>
-                <w:lang/>
               </w:rPr>
               <w:t>Карандаши</w:t>
             </w:r>
@@ -656,11 +634,12 @@
           </w:tcPr>
           <w:p>
             <w:pPr>
-              <w:rPr>
-                <w:rFonts w:ascii="Times New Roman" w:eastAsia="Times New Roman" w:hAnsi="Times New Roman" w:cs="Times New Roman"/>
-                <w:sz w:val="24"/>
-                <w:szCs w:val="24"/>
-                <w:lang/>
+              <w:jc w:val="right"/>
+              <w:cnfStyle w:val="000000000000" w:firstRow="0" w:lastRow="0" w:firstColumn="0" w:lastColumn="0" w:oddVBand="0" w:evenVBand="0" w:oddHBand="0" w:evenHBand="0" w:firstRowFirstColumn="0" w:firstRowLastColumn="0" w:lastRowFirstColumn="0" w:lastRowLastColumn="0"/>
+              <w:rPr>
+                <w:rFonts w:ascii="Times New Roman" w:eastAsia="Times New Roman" w:hAnsi="Times New Roman" w:cs="Times New Roman"/>
+                <w:sz w:val="24"/>
+                <w:szCs w:val="24"/>
               </w:rPr>
             </w:pPr>
             <w:r>
@@ -668,7 +647,6 @@
                 <w:rFonts w:ascii="Times New Roman" w:eastAsia="Times New Roman" w:hAnsi="Times New Roman" w:cs="Times New Roman"/>
                 <w:sz w:val="24"/>
                 <w:szCs w:val="24"/>
-                <w:lang/>
               </w:rPr>
               <w:t>21.43</w:t>
             </w:r>
@@ -676,8 +654,12 @@
         </w:tc>
       </w:tr>
       <w:tr>
-        <w:tc>
-          <w:tcPr>
+        <w:trPr>
+          <w:cnfStyle w:val="000000100000" w:firstRow="0" w:lastRow="0" w:firstColumn="0" w:lastColumn="0" w:oddVBand="0" w:evenVBand="0" w:oddHBand="1" w:evenHBand="0" w:firstRowFirstColumn="0" w:firstRowLastColumn="0" w:lastRowFirstColumn="0" w:lastRowLastColumn="0"/>
+        </w:trPr>
+        <w:tc>
+          <w:tcPr>
+            <w:cnfStyle w:val="001000000000" w:firstRow="0" w:lastRow="0" w:firstColumn="1" w:lastColumn="0" w:oddVBand="0" w:evenVBand="0" w:oddHBand="0" w:evenHBand="0" w:firstRowFirstColumn="0" w:firstRowLastColumn="0" w:lastRowFirstColumn="0" w:lastRowLastColumn="0"/>
             <w:tcW w:w="0" w:type="auto"/>
           </w:tcPr>
           <w:p>
@@ -686,7 +668,6 @@
                 <w:rFonts w:ascii="Times New Roman" w:eastAsia="Times New Roman" w:hAnsi="Times New Roman" w:cs="Times New Roman"/>
                 <w:sz w:val="24"/>
                 <w:szCs w:val="24"/>
-                <w:lang/>
               </w:rPr>
             </w:pPr>
             <w:r>
@@ -705,11 +686,11 @@
           </w:tcPr>
           <w:p>
             <w:pPr>
-              <w:rPr>
-                <w:rFonts w:ascii="Times New Roman" w:eastAsia="Times New Roman" w:hAnsi="Times New Roman" w:cs="Times New Roman"/>
-                <w:sz w:val="24"/>
-                <w:szCs w:val="24"/>
-                <w:lang/>
+              <w:cnfStyle w:val="000000100000" w:firstRow="0" w:lastRow="0" w:firstColumn="0" w:lastColumn="0" w:oddVBand="0" w:evenVBand="0" w:oddHBand="1" w:evenHBand="0" w:firstRowFirstColumn="0" w:firstRowLastColumn="0" w:lastRowFirstColumn="0" w:lastRowLastColumn="0"/>
+              <w:rPr>
+                <w:rFonts w:ascii="Times New Roman" w:eastAsia="Times New Roman" w:hAnsi="Times New Roman" w:cs="Times New Roman"/>
+                <w:sz w:val="24"/>
+                <w:szCs w:val="24"/>
               </w:rPr>
             </w:pPr>
             <w:r>
@@ -717,7 +698,6 @@
                 <w:rFonts w:ascii="Times New Roman" w:eastAsia="Times New Roman" w:hAnsi="Times New Roman" w:cs="Times New Roman"/>
                 <w:sz w:val="24"/>
                 <w:szCs w:val="24"/>
-                <w:lang/>
               </w:rPr>
               <w:t>Линейка</w:t>
             </w:r>
@@ -730,11 +710,12 @@
           </w:tcPr>
           <w:p>
             <w:pPr>
-              <w:rPr>
-                <w:rFonts w:ascii="Times New Roman" w:eastAsia="Times New Roman" w:hAnsi="Times New Roman" w:cs="Times New Roman"/>
-                <w:sz w:val="24"/>
-                <w:szCs w:val="24"/>
-                <w:lang/>
+              <w:jc w:val="right"/>
+              <w:cnfStyle w:val="000000100000" w:firstRow="0" w:lastRow="0" w:firstColumn="0" w:lastColumn="0" w:oddVBand="0" w:evenVBand="0" w:oddHBand="1" w:evenHBand="0" w:firstRowFirstColumn="0" w:firstRowLastColumn="0" w:lastRowFirstColumn="0" w:lastRowLastColumn="0"/>
+              <w:rPr>
+                <w:rFonts w:ascii="Times New Roman" w:eastAsia="Times New Roman" w:hAnsi="Times New Roman" w:cs="Times New Roman"/>
+                <w:sz w:val="24"/>
+                <w:szCs w:val="24"/>
               </w:rPr>
             </w:pPr>
             <w:r>
@@ -742,7 +723,6 @@
                 <w:rFonts w:ascii="Times New Roman" w:eastAsia="Times New Roman" w:hAnsi="Times New Roman" w:cs="Times New Roman"/>
                 <w:sz w:val="24"/>
                 <w:szCs w:val="24"/>
-                <w:lang/>
               </w:rPr>
               <w:t>3.4</w:t>
             </w:r>
@@ -752,6 +732,7 @@
       <w:tr>
         <w:tc>
           <w:tcPr>
+            <w:cnfStyle w:val="001000000000" w:firstRow="0" w:lastRow="0" w:firstColumn="1" w:lastColumn="0" w:oddVBand="0" w:evenVBand="0" w:oddHBand="0" w:evenHBand="0" w:firstRowFirstColumn="0" w:firstRowLastColumn="0" w:lastRowFirstColumn="0" w:lastRowLastColumn="0"/>
             <w:tcW w:w="0" w:type="auto"/>
           </w:tcPr>
           <w:p>
@@ -760,7 +741,6 @@
                 <w:rFonts w:ascii="Times New Roman" w:eastAsia="Times New Roman" w:hAnsi="Times New Roman" w:cs="Times New Roman"/>
                 <w:sz w:val="24"/>
                 <w:szCs w:val="24"/>
-                <w:lang/>
               </w:rPr>
             </w:pPr>
             <w:r>
@@ -779,11 +759,11 @@
           </w:tcPr>
           <w:p>
             <w:pPr>
-              <w:rPr>
-                <w:rFonts w:ascii="Times New Roman" w:eastAsia="Times New Roman" w:hAnsi="Times New Roman" w:cs="Times New Roman"/>
-                <w:sz w:val="24"/>
-                <w:szCs w:val="24"/>
-                <w:lang/>
+              <w:cnfStyle w:val="000000000000" w:firstRow="0" w:lastRow="0" w:firstColumn="0" w:lastColumn="0" w:oddVBand="0" w:evenVBand="0" w:oddHBand="0" w:evenHBand="0" w:firstRowFirstColumn="0" w:firstRowLastColumn="0" w:lastRowFirstColumn="0" w:lastRowLastColumn="0"/>
+              <w:rPr>
+                <w:rFonts w:ascii="Times New Roman" w:eastAsia="Times New Roman" w:hAnsi="Times New Roman" w:cs="Times New Roman"/>
+                <w:sz w:val="24"/>
+                <w:szCs w:val="24"/>
               </w:rPr>
             </w:pPr>
             <w:r>
@@ -791,7 +771,6 @@
                 <w:rFonts w:ascii="Times New Roman" w:eastAsia="Times New Roman" w:hAnsi="Times New Roman" w:cs="Times New Roman"/>
                 <w:sz w:val="24"/>
                 <w:szCs w:val="24"/>
-                <w:lang/>
               </w:rPr>
               <w:t>Дискета на 3.5'</w:t>
             </w:r>
@@ -804,11 +783,12 @@
           </w:tcPr>
           <w:p>
             <w:pPr>
-              <w:rPr>
-                <w:rFonts w:ascii="Times New Roman" w:eastAsia="Times New Roman" w:hAnsi="Times New Roman" w:cs="Times New Roman"/>
-                <w:sz w:val="24"/>
-                <w:szCs w:val="24"/>
-                <w:lang/>
+              <w:jc w:val="right"/>
+              <w:cnfStyle w:val="000000000000" w:firstRow="0" w:lastRow="0" w:firstColumn="0" w:lastColumn="0" w:oddVBand="0" w:evenVBand="0" w:oddHBand="0" w:evenHBand="0" w:firstRowFirstColumn="0" w:firstRowLastColumn="0" w:lastRowFirstColumn="0" w:lastRowLastColumn="0"/>
+              <w:rPr>
+                <w:rFonts w:ascii="Times New Roman" w:eastAsia="Times New Roman" w:hAnsi="Times New Roman" w:cs="Times New Roman"/>
+                <w:sz w:val="24"/>
+                <w:szCs w:val="24"/>
               </w:rPr>
             </w:pPr>
             <w:r>
@@ -816,7 +796,6 @@
                 <w:rFonts w:ascii="Times New Roman" w:eastAsia="Times New Roman" w:hAnsi="Times New Roman" w:cs="Times New Roman"/>
                 <w:sz w:val="24"/>
                 <w:szCs w:val="24"/>
-                <w:lang/>
               </w:rPr>
               <w:t>10.4</w:t>
             </w:r>
@@ -824,26 +803,33 @@
         </w:tc>
       </w:tr>
       <w:tr>
-        <w:tc>
-          <w:tcPr>
+        <w:trPr>
+          <w:cnfStyle w:val="000000100000" w:firstRow="0" w:lastRow="0" w:firstColumn="0" w:lastColumn="0" w:oddVBand="0" w:evenVBand="0" w:oddHBand="1" w:evenHBand="0" w:firstRowFirstColumn="0" w:firstRowLastColumn="0" w:lastRowFirstColumn="0" w:lastRowLastColumn="0"/>
+        </w:trPr>
+        <w:tc>
+          <w:tcPr>
+            <w:cnfStyle w:val="001000000000" w:firstRow="0" w:lastRow="0" w:firstColumn="1" w:lastColumn="0" w:oddVBand="0" w:evenVBand="0" w:oddHBand="0" w:evenHBand="0" w:firstRowFirstColumn="0" w:firstRowLastColumn="0" w:lastRowFirstColumn="0" w:lastRowLastColumn="0"/>
             <w:tcW w:w="0" w:type="auto"/>
             <w:gridSpan w:val="2"/>
           </w:tcPr>
           <w:p>
             <w:pPr>
-              <w:rPr>
-                <w:rFonts w:ascii="Times New Roman" w:eastAsia="Times New Roman" w:hAnsi="Times New Roman" w:cs="Times New Roman"/>
-                <w:sz w:val="24"/>
-                <w:szCs w:val="24"/>
-                <w:lang/>
+              <w:jc w:val="center"/>
+              <w:rPr>
+                <w:rFonts w:ascii="Times New Roman" w:eastAsia="Times New Roman" w:hAnsi="Times New Roman" w:cs="Times New Roman"/>
+                <w:b w:val="0"/>
+                <w:bCs w:val="0"/>
+                <w:sz w:val="24"/>
+                <w:szCs w:val="24"/>
               </w:rPr>
             </w:pPr>
             <w:r>
               <w:rPr>
                 <w:rFonts w:ascii="Times New Roman" w:eastAsia="Times New Roman" w:hAnsi="Times New Roman" w:cs="Times New Roman"/>
-                <w:sz w:val="24"/>
-                <w:szCs w:val="24"/>
-                <w:lang/>
+                <w:b w:val="0"/>
+                <w:bCs w:val="0"/>
+                <w:sz w:val="24"/>
+                <w:szCs w:val="24"/>
               </w:rPr>
               <w:t>Сумма</w:t>
             </w:r>
@@ -856,11 +842,12 @@
           </w:tcPr>
           <w:p>
             <w:pPr>
-              <w:rPr>
-                <w:rFonts w:ascii="Times New Roman" w:eastAsia="Times New Roman" w:hAnsi="Times New Roman" w:cs="Times New Roman"/>
-                <w:sz w:val="24"/>
-                <w:szCs w:val="24"/>
-                <w:lang/>
+              <w:jc w:val="center"/>
+              <w:cnfStyle w:val="000000100000" w:firstRow="0" w:lastRow="0" w:firstColumn="0" w:lastColumn="0" w:oddVBand="0" w:evenVBand="0" w:oddHBand="1" w:evenHBand="0" w:firstRowFirstColumn="0" w:firstRowLastColumn="0" w:lastRowFirstColumn="0" w:lastRowLastColumn="0"/>
+              <w:rPr>
+                <w:rFonts w:ascii="Times New Roman" w:eastAsia="Times New Roman" w:hAnsi="Times New Roman" w:cs="Times New Roman"/>
+                <w:sz w:val="24"/>
+                <w:szCs w:val="24"/>
               </w:rPr>
             </w:pPr>
             <w:r>
@@ -868,7 +855,6 @@
                 <w:rFonts w:ascii="Times New Roman" w:eastAsia="Times New Roman" w:hAnsi="Times New Roman" w:cs="Times New Roman"/>
                 <w:sz w:val="24"/>
                 <w:szCs w:val="24"/>
-                <w:lang/>
               </w:rPr>
               <w:t>243</w:t>
             </w:r>
@@ -2435,7 +2421,6 @@
         <w:rFonts w:ascii="Times New Roman" w:eastAsia="Times New Roman" w:hAnsi="Times New Roman" w:cs="Times New Roman"/>
         <w:sz w:val="24"/>
         <w:szCs w:val="24"/>
-        <w:lang/>
       </w:rPr>
     </w:pPr>
     <w:r>
@@ -2445,7 +2430,6 @@
         <w:bCs/>
         <w:sz w:val="24"/>
         <w:szCs w:val="24"/>
-        <w:lang/>
       </w:rPr>
       <w:t>Практическая работа № 2</w:t>
     </w:r>
@@ -2456,7 +2440,6 @@
         <w:bCs/>
         <w:sz w:val="24"/>
         <w:szCs w:val="24"/>
-        <w:lang/>
       </w:rPr>
       <w:ptab w:relativeTo="margin" w:alignment="right" w:leader="dot"/>
     </w:r>
@@ -2467,7 +2450,6 @@
         <w:bCs/>
         <w:sz w:val="24"/>
         <w:szCs w:val="24"/>
-        <w:lang/>
       </w:rPr>
       <w:t xml:space="preserve"> Создание колонок, списков, таблиц, буквиц</w:t>
     </w:r>
@@ -2493,7 +2475,6 @@
         <w:iCs/>
         <w:sz w:val="24"/>
         <w:szCs w:val="24"/>
-        <w:lang/>
       </w:rPr>
       <w:t>Фамилия И.О</w:t>
     </w:r>
@@ -2519,7 +2500,6 @@
         <w:iCs/>
         <w:sz w:val="24"/>
         <w:szCs w:val="24"/>
-        <w:lang/>
       </w:rPr>
       <w:t>,</w:t>
     </w:r>
@@ -2545,7 +2525,6 @@
         <w:iCs/>
         <w:sz w:val="24"/>
         <w:szCs w:val="24"/>
-        <w:lang/>
       </w:rPr>
       <w:t>.</w:t>
     </w:r>
@@ -3060,7 +3039,6 @@
     </w:pPr>
     <w:rPr>
       <w:rFonts w:eastAsiaTheme="minorEastAsia"/>
-      <w:lang/>
     </w:rPr>
     <w:tblPr>
       <w:tblStyleRowBandSize w:val="1"/>
@@ -3157,6 +3135,130 @@
         <w:insideV w:val="single" w:sz="4" w:space="0" w:color="auto"/>
       </w:tblBorders>
     </w:tblPr>
+  </w:style>
+  <w:style w:type="table" w:styleId="-3">
+    <w:name w:val="List Table 3"/>
+    <w:basedOn w:val="a1"/>
+    <w:uiPriority w:val="48"/>
+    <w:rsid w:val="009F5B0C"/>
+    <w:pPr>
+      <w:spacing w:after="0" w:line="240" w:lineRule="auto"/>
+    </w:pPr>
+    <w:tblPr>
+      <w:tblStyleRowBandSize w:val="1"/>
+      <w:tblStyleColBandSize w:val="1"/>
+      <w:tblBorders>
+        <w:top w:val="single" w:sz="4" w:space="0" w:color="000000" w:themeColor="text1"/>
+        <w:left w:val="single" w:sz="4" w:space="0" w:color="000000" w:themeColor="text1"/>
+        <w:bottom w:val="single" w:sz="4" w:space="0" w:color="000000" w:themeColor="text1"/>
+        <w:right w:val="single" w:sz="4" w:space="0" w:color="000000" w:themeColor="text1"/>
+      </w:tblBorders>
+    </w:tblPr>
+    <w:tblStylePr w:type="firstRow">
+      <w:rPr>
+        <w:b/>
+        <w:bCs/>
+        <w:color w:val="FFFFFF" w:themeColor="background1"/>
+      </w:rPr>
+      <w:tblPr/>
+      <w:tcPr>
+        <w:shd w:val="clear" w:color="auto" w:fill="000000" w:themeFill="text1"/>
+      </w:tcPr>
+    </w:tblStylePr>
+    <w:tblStylePr w:type="lastRow">
+      <w:rPr>
+        <w:b/>
+        <w:bCs/>
+      </w:rPr>
+      <w:tblPr/>
+      <w:tcPr>
+        <w:tcBorders>
+          <w:top w:val="double" w:sz="4" w:space="0" w:color="000000" w:themeColor="text1"/>
+        </w:tcBorders>
+        <w:shd w:val="clear" w:color="auto" w:fill="FFFFFF" w:themeFill="background1"/>
+      </w:tcPr>
+    </w:tblStylePr>
+    <w:tblStylePr w:type="firstCol">
+      <w:rPr>
+        <w:b/>
+        <w:bCs/>
+      </w:rPr>
+      <w:tblPr/>
+      <w:tcPr>
+        <w:tcBorders>
+          <w:right w:val="nil"/>
+        </w:tcBorders>
+        <w:shd w:val="clear" w:color="auto" w:fill="FFFFFF" w:themeFill="background1"/>
+      </w:tcPr>
+    </w:tblStylePr>
+    <w:tblStylePr w:type="lastCol">
+      <w:rPr>
+        <w:b/>
+        <w:bCs/>
+      </w:rPr>
+      <w:tblPr/>
+      <w:tcPr>
+        <w:tcBorders>
+          <w:left w:val="nil"/>
+        </w:tcBorders>
+        <w:shd w:val="clear" w:color="auto" w:fill="FFFFFF" w:themeFill="background1"/>
+      </w:tcPr>
+    </w:tblStylePr>
+    <w:tblStylePr w:type="band1Vert">
+      <w:tblPr/>
+      <w:tcPr>
+        <w:tcBorders>
+          <w:left w:val="single" w:sz="4" w:space="0" w:color="000000" w:themeColor="text1"/>
+          <w:right w:val="single" w:sz="4" w:space="0" w:color="000000" w:themeColor="text1"/>
+        </w:tcBorders>
+      </w:tcPr>
+    </w:tblStylePr>
+    <w:tblStylePr w:type="band1Horz">
+      <w:tblPr/>
+      <w:tcPr>
+        <w:tcBorders>
+          <w:top w:val="single" w:sz="4" w:space="0" w:color="000000" w:themeColor="text1"/>
+          <w:bottom w:val="single" w:sz="4" w:space="0" w:color="000000" w:themeColor="text1"/>
+          <w:insideH w:val="nil"/>
+        </w:tcBorders>
+      </w:tcPr>
+    </w:tblStylePr>
+    <w:tblStylePr w:type="neCell">
+      <w:tblPr/>
+      <w:tcPr>
+        <w:tcBorders>
+          <w:left w:val="nil"/>
+          <w:bottom w:val="nil"/>
+        </w:tcBorders>
+      </w:tcPr>
+    </w:tblStylePr>
+    <w:tblStylePr w:type="nwCell">
+      <w:tblPr/>
+      <w:tcPr>
+        <w:tcBorders>
+          <w:bottom w:val="nil"/>
+          <w:right w:val="nil"/>
+        </w:tcBorders>
+      </w:tcPr>
+    </w:tblStylePr>
+    <w:tblStylePr w:type="seCell">
+      <w:tblPr/>
+      <w:tcPr>
+        <w:tcBorders>
+          <w:top w:val="double" w:sz="4" w:space="0" w:color="000000" w:themeColor="text1"/>
+          <w:left w:val="nil"/>
+        </w:tcBorders>
+      </w:tcPr>
+    </w:tblStylePr>
+    <w:tblStylePr w:type="swCell">
+      <w:tblPr/>
+      <w:tcPr>
+        <w:tcBorders>
+          <w:top w:val="double" w:sz="4" w:space="0" w:color="000000" w:themeColor="text1"/>
+          <w:right w:val="nil"/>
+        </w:tcBorders>
+      </w:tcPr>
+    </w:tblStylePr>
   </w:style>
 </w:styles>
 </file>
